--- a/docs/Final Report/Final Report Instructions.docx
+++ b/docs/Final Report/Final Report Instructions.docx
@@ -423,6 +423,15 @@
       </w:pPr>
       <w:r>
         <w:t>Is there an appropriate video that demonstrates the working program, the achievements, and the understanding gained?</w:t>
+      </w:r>
+      <w:r>
+        <w:t xml:space="preserve"> (include show it working, </w:t>
+      </w:r>
+      <w:r>
+        <w:t xml:space="preserve">give voiceover of </w:t>
+      </w:r>
+      <w:r>
+        <w:t>yourself exploring elements, explain why things work the way they do, add evaluation of overall thing/elements)</w:t>
       </w:r>
     </w:p>
     <w:p>
@@ -2089,6 +2098,7 @@
   <w:style w:type="character" w:default="1" w:styleId="DefaultParagraphFont">
     <w:name w:val="Default Paragraph Font"/>
     <w:uiPriority w:val="1"/>
+    <w:semiHidden/>
     <w:unhideWhenUsed/>
   </w:style>
   <w:style w:type="table" w:default="1" w:styleId="TableNormal">
